--- a/(e)CRF/Per nummer/15_Gezondheidsvaardigheden (HLS-EU-6-vragenlijst).docx
+++ b/(e)CRF/Per nummer/15_Gezondheidsvaardigheden (HLS-EU-6-vragenlijst).docx
@@ -1377,6 +1377,19 @@
           <w:lang w:val="nl-NL"/>
         </w:rPr>
       </w:pPr>
+    </w:p>
+    <w:p>
+      <w:r>
+        <w:t>Referenties:</w:t>
+      </w:r>
+    </w:p>
+    <w:p>
+      <w:pPr>
+        <w:pStyle w:val="EndNoteBibliography"/>
+      </w:pPr>
+      <w:r>
+        <w:t>HLS-EU-Q6, de verkorte zesitemversie van de HLS-EU-Q47: Sørensen K, Van den Broucke S, Pelikan JM, et al. Measuring health literacy in populations: illuminating the design and development process of the European Health Literacy Survey Questionnaire (HLS-EU-Q). BMC Public Health. 2013;13:948.</w:t>
+      </w:r>
     </w:p>
     <w:sectPr>
       <w:headerReference w:type="default" r:id="rId10"/>
